--- a/docs/Chapter_3_SystemAnalysis_Final.docx
+++ b/docs/Chapter_3_SystemAnalysis_Final.docx
@@ -570,235 +570,383 @@
         <w:rPr>
           <w:rFonts w:ascii="맑은 고딕" w:cs="맑은 고딕" w:eastAsia="맑은 고딕" w:hAnsi="맑은 고딕"/>
         </w:rPr>
-        <w:t xml:space="preserve">3.3.1 External Interface Requirements</w:t>
-      </w:r>
-    </w:p>
-    <w:p>
-      <w:pPr>
-        <w:pStyle w:val="Heading4"/>
-      </w:pPr>
-      <w:r>
-        <w:rPr>
-          <w:rFonts w:ascii="맑은 고딕" w:cs="맑은 고딕" w:eastAsia="맑은 고딕" w:hAnsi="맑은 고딕"/>
-        </w:rPr>
-        <w:t xml:space="preserve">3.3.1.1 User Interface (UI)</w:t>
-      </w:r>
-    </w:p>
-    <w:p>
-      <w:pPr>
-        <w:pStyle w:val="ListParagraph"/>
-        <w:numPr>
-          <w:ilvl w:val="0"/>
-          <w:numId w:val="2"/>
-        </w:numPr>
-        <w:spacing w:after="80" w:before="40"/>
-      </w:pPr>
-      <w:r>
-        <w:rPr>
-          <w:rFonts w:ascii="맑은 고딕" w:cs="맑은 고딕" w:eastAsia="맑은 고딕" w:hAnsi="맑은 고딕"/>
-        </w:rPr>
-        <w:t xml:space="preserve">The UI must be developed using a mobile-first approach, ensuring all actionable buttons for Drivers and Pickers are easily accessible.</w:t>
-      </w:r>
-    </w:p>
-    <w:p>
-      <w:pPr>
-        <w:pStyle w:val="ListParagraph"/>
-        <w:numPr>
-          <w:ilvl w:val="0"/>
-          <w:numId w:val="2"/>
-        </w:numPr>
-        <w:spacing w:after="80" w:before="40"/>
-      </w:pPr>
-      <w:r>
-        <w:rPr>
-          <w:rFonts w:ascii="맑은 고딕" w:cs="맑은 고딕" w:eastAsia="맑은 고딕" w:hAnsi="맑은 고딕"/>
-        </w:rPr>
-        <w:t xml:space="preserve">The system must provide a clear, color-coded status indicator for orders (e.g., Yellow for Pending, Blue for Packing, Purple for Dispatched, Green for Delivered).</w:t>
-      </w:r>
-    </w:p>
-    <w:p>
-      <w:pPr>
-        <w:pStyle w:val="ListParagraph"/>
-        <w:numPr>
-          <w:ilvl w:val="0"/>
-          <w:numId w:val="2"/>
-        </w:numPr>
-        <w:spacing w:after="80" w:before="40"/>
-      </w:pPr>
-      <w:r>
-        <w:rPr>
-          <w:rFonts w:ascii="맑은 고딕" w:cs="맑은 고딕" w:eastAsia="맑은 고딕" w:hAnsi="맑은 고딕"/>
-        </w:rPr>
-        <w:t xml:space="preserve">Error messages must be descriptive and non-technical, guiding the user on how to resolve the issue.</w:t>
-      </w:r>
-    </w:p>
-    <w:p>
-      <w:pPr>
-        <w:pStyle w:val="Heading4"/>
-      </w:pPr>
-      <w:r>
-        <w:rPr>
-          <w:rFonts w:ascii="맑은 고딕" w:cs="맑은 고딕" w:eastAsia="맑은 고딕" w:hAnsi="맑은 고딕"/>
-        </w:rPr>
-        <w:t xml:space="preserve">3.3.1.2 Hardware Interface</w:t>
-      </w:r>
-    </w:p>
-    <w:p>
-      <w:pPr>
-        <w:pStyle w:val="ListParagraph"/>
-        <w:numPr>
-          <w:ilvl w:val="0"/>
-          <w:numId w:val="2"/>
-        </w:numPr>
-        <w:spacing w:after="80" w:before="40"/>
-      </w:pPr>
-      <w:r>
-        <w:rPr>
-          <w:rFonts w:ascii="맑은 고딕" w:cs="맑은 고딕" w:eastAsia="맑은 고딕" w:hAnsi="맑은 고딕"/>
-          <w:b/>
-          <w:bCs/>
-        </w:rPr>
-        <w:t xml:space="preserve">Servers:</w:t>
-      </w:r>
-      <w:r>
-        <w:rPr>
-          <w:rFonts w:ascii="맑은 고딕" w:cs="맑은 고딕" w:eastAsia="맑은 고딕" w:hAnsi="맑은 고딕"/>
-        </w:rPr>
-        <w:t xml:space="preserve"> Cloud-hosted database and application servers capable of handling high-frequency real-time WebSocket connections.</w:t>
-      </w:r>
-    </w:p>
-    <w:p>
-      <w:pPr>
-        <w:pStyle w:val="ListParagraph"/>
-        <w:numPr>
-          <w:ilvl w:val="0"/>
-          <w:numId w:val="2"/>
-        </w:numPr>
-        <w:spacing w:after="80" w:before="40"/>
-      </w:pPr>
-      <w:r>
-        <w:rPr>
-          <w:rFonts w:ascii="맑은 고딕" w:cs="맑은 고딕" w:eastAsia="맑은 고딕" w:hAnsi="맑은 고딕"/>
-          <w:b/>
-          <w:bCs/>
-        </w:rPr>
-        <w:t xml:space="preserve">Client Devices:</w:t>
-      </w:r>
-      <w:r>
-        <w:rPr>
-          <w:rFonts w:ascii="맑은 고딕" w:cs="맑은 고딕" w:eastAsia="맑은 고딕" w:hAnsi="맑은 고딕"/>
-        </w:rPr>
-        <w:t xml:space="preserve"> Standard smartphones (iOS/Android) with GPS and Camera access, and desktop computers for administrative access.</w:t>
-      </w:r>
-    </w:p>
-    <w:p>
-      <w:pPr>
-        <w:pStyle w:val="Heading4"/>
-      </w:pPr>
-      <w:r>
-        <w:rPr>
-          <w:rFonts w:ascii="맑은 고딕" w:cs="맑은 고딕" w:eastAsia="맑은 고딕" w:hAnsi="맑은 고딕"/>
-        </w:rPr>
-        <w:t xml:space="preserve">3.3.1.3 Software Interface</w:t>
-      </w:r>
-    </w:p>
-    <w:p>
-      <w:pPr>
-        <w:pStyle w:val="ListParagraph"/>
-        <w:numPr>
-          <w:ilvl w:val="0"/>
-          <w:numId w:val="2"/>
-        </w:numPr>
-        <w:spacing w:after="80" w:before="40"/>
-      </w:pPr>
-      <w:r>
-        <w:rPr>
-          <w:rFonts w:ascii="맑은 고딕" w:cs="맑은 고딕" w:eastAsia="맑은 고딕" w:hAnsi="맑은 고딕"/>
-          <w:b/>
-          <w:bCs/>
-        </w:rPr>
-        <w:t xml:space="preserve">Frontend:</w:t>
-      </w:r>
-      <w:r>
-        <w:rPr>
-          <w:rFonts w:ascii="맑은 고딕" w:cs="맑은 고딕" w:eastAsia="맑은 고딕" w:hAnsi="맑은 고딕"/>
-        </w:rPr>
-        <w:t xml:space="preserve"> React Native (for mobile applications) and React/TypeScript (for web dashboards).</w:t>
-      </w:r>
-    </w:p>
-    <w:p>
-      <w:pPr>
-        <w:pStyle w:val="ListParagraph"/>
-        <w:numPr>
-          <w:ilvl w:val="0"/>
-          <w:numId w:val="2"/>
-        </w:numPr>
-        <w:spacing w:after="80" w:before="40"/>
-      </w:pPr>
-      <w:r>
-        <w:rPr>
-          <w:rFonts w:ascii="맑은 고딕" w:cs="맑은 고딕" w:eastAsia="맑은 고딕" w:hAnsi="맑은 고딕"/>
-          <w:b/>
-          <w:bCs/>
-        </w:rPr>
-        <w:t xml:space="preserve">Backend:</w:t>
-      </w:r>
-      <w:r>
-        <w:rPr>
-          <w:rFonts w:ascii="맑은 고딕" w:cs="맑은 고딕" w:eastAsia="맑은 고딕" w:hAnsi="맑은 고딕"/>
-        </w:rPr>
-        <w:t xml:space="preserve"> Supabase (PostgreSQL) for database management, authentication, and real-time data broadcasting.</w:t>
-      </w:r>
-    </w:p>
-    <w:p>
-      <w:pPr>
-        <w:pStyle w:val="ListParagraph"/>
-        <w:numPr>
-          <w:ilvl w:val="0"/>
-          <w:numId w:val="2"/>
-        </w:numPr>
-        <w:spacing w:after="80" w:before="40"/>
-      </w:pPr>
-      <w:r>
-        <w:rPr>
-          <w:rFonts w:ascii="맑은 고딕" w:cs="맑은 고딕" w:eastAsia="맑은 고딕" w:hAnsi="맑은 고딕"/>
-          <w:b/>
-          <w:bCs/>
-        </w:rPr>
-        <w:t xml:space="preserve">Mapping:</w:t>
-      </w:r>
-      <w:r>
-        <w:rPr>
-          <w:rFonts w:ascii="맑은 고딕" w:cs="맑은 고딕" w:eastAsia="맑은 고딕" w:hAnsi="맑은 고딕"/>
-        </w:rPr>
-        <w:t xml:space="preserve"> Integration with mapping services (e.g., Leaflet or Google Maps API) for routing and live tracking.</w:t>
-      </w:r>
-    </w:p>
-    <w:p>
-      <w:pPr>
-        <w:pStyle w:val="Heading4"/>
-      </w:pPr>
-      <w:r>
-        <w:rPr>
-          <w:rFonts w:ascii="맑은 고딕" w:cs="맑은 고딕" w:eastAsia="맑은 고딕" w:hAnsi="맑은 고딕"/>
-        </w:rPr>
-        <w:t xml:space="preserve">3.3.1.4 Communication Interface</w:t>
-      </w:r>
-    </w:p>
-    <w:p>
-      <w:pPr>
-        <w:pStyle w:val="ListParagraph"/>
-        <w:numPr>
-          <w:ilvl w:val="0"/>
-          <w:numId w:val="2"/>
-        </w:numPr>
-        <w:spacing w:after="80" w:before="40"/>
-      </w:pPr>
-      <w:r>
-        <w:rPr>
-          <w:rFonts w:ascii="맑은 고딕" w:cs="맑은 고딕" w:eastAsia="맑은 고딕" w:hAnsi="맑은 고딕"/>
-        </w:rPr>
-        <w:t xml:space="preserve">The system communicates primarily via HTTPS for secure API requests and WebSockets (via Supabase Realtime) for live state synchronization.</w:t>
+        <w:t xml:space="preserve">A. Hardware Requirements</w:t>
+      </w:r>
+    </w:p>
+    <w:p>
+      <w:pPr>
+        <w:pStyle w:val="ListParagraph"/>
+        <w:numPr>
+          <w:ilvl w:val="0"/>
+          <w:numId w:val="2"/>
+        </w:numPr>
+        <w:spacing w:after="80" w:before="40"/>
+      </w:pPr>
+      <w:r>
+        <w:rPr>
+          <w:rFonts w:ascii="맑은 고딕" w:cs="맑은 고딕" w:eastAsia="맑은 고딕" w:hAnsi="맑은 고딕"/>
+          <w:b/>
+          <w:bCs/>
+        </w:rPr>
+        <w:t xml:space="preserve">Server:</w:t>
+      </w:r>
+      <w:r>
+        <w:rPr>
+          <w:rFonts w:ascii="맑은 고딕" w:cs="맑은 고딕" w:eastAsia="맑은 고딕" w:hAnsi="맑은 고딕"/>
+        </w:rPr>
+        <w:t xml:space="preserve"> Cloud-hosted scalable infrastructure (e.g., Supabase / AWS).</w:t>
+      </w:r>
+    </w:p>
+    <w:p>
+      <w:pPr>
+        <w:pStyle w:val="ListParagraph"/>
+        <w:numPr>
+          <w:ilvl w:val="1"/>
+          <w:numId w:val="2"/>
+        </w:numPr>
+        <w:spacing w:after="80" w:before="40"/>
+      </w:pPr>
+      <w:r>
+        <w:rPr>
+          <w:rFonts w:ascii="맑은 고딕" w:cs="맑은 고딕" w:eastAsia="맑은 고딕" w:hAnsi="맑은 고딕"/>
+          <w:b/>
+          <w:bCs/>
+        </w:rPr>
+        <w:t xml:space="preserve">Processor:</w:t>
+      </w:r>
+      <w:r>
+        <w:rPr>
+          <w:rFonts w:ascii="맑은 고딕" w:cs="맑은 고딕" w:eastAsia="맑은 고딕" w:hAnsi="맑은 고딕"/>
+        </w:rPr>
+        <w:t xml:space="preserve"> Intel Core i5/i7 equivalent or higher for handling concurrent WebSockets.</w:t>
+      </w:r>
+    </w:p>
+    <w:p>
+      <w:pPr>
+        <w:pStyle w:val="ListParagraph"/>
+        <w:numPr>
+          <w:ilvl w:val="1"/>
+          <w:numId w:val="2"/>
+        </w:numPr>
+        <w:spacing w:after="80" w:before="40"/>
+      </w:pPr>
+      <w:r>
+        <w:rPr>
+          <w:rFonts w:ascii="맑은 고딕" w:cs="맑은 고딕" w:eastAsia="맑은 고딕" w:hAnsi="맑은 고딕"/>
+          <w:b/>
+          <w:bCs/>
+        </w:rPr>
+        <w:t xml:space="preserve">Memory (RAM):</w:t>
+      </w:r>
+      <w:r>
+        <w:rPr>
+          <w:rFonts w:ascii="맑은 고딕" w:cs="맑은 고딕" w:eastAsia="맑은 고딕" w:hAnsi="맑은 고딕"/>
+        </w:rPr>
+        <w:t xml:space="preserve"> Minimum 8 GB (16 GB recommended for high concurrent multi-stream loads).</w:t>
+      </w:r>
+    </w:p>
+    <w:p>
+      <w:pPr>
+        <w:pStyle w:val="ListParagraph"/>
+        <w:numPr>
+          <w:ilvl w:val="1"/>
+          <w:numId w:val="2"/>
+        </w:numPr>
+        <w:spacing w:after="80" w:before="40"/>
+      </w:pPr>
+      <w:r>
+        <w:rPr>
+          <w:rFonts w:ascii="맑은 고딕" w:cs="맑은 고딕" w:eastAsia="맑은 고딕" w:hAnsi="맑은 고딕"/>
+          <w:b/>
+          <w:bCs/>
+        </w:rPr>
+        <w:t xml:space="preserve">Storage:</w:t>
+      </w:r>
+      <w:r>
+        <w:rPr>
+          <w:rFonts w:ascii="맑은 고딕" w:cs="맑은 고딕" w:eastAsia="맑은 고딕" w:hAnsi="맑은 고딕"/>
+        </w:rPr>
+        <w:t xml:space="preserve"> 50 GB Solid-State Drive (SSD) storage (for database, logs, and user data).</w:t>
+      </w:r>
+    </w:p>
+    <w:p>
+      <w:pPr>
+        <w:pStyle w:val="ListParagraph"/>
+        <w:numPr>
+          <w:ilvl w:val="0"/>
+          <w:numId w:val="2"/>
+        </w:numPr>
+        <w:spacing w:after="80" w:before="40"/>
+      </w:pPr>
+      <w:r>
+        <w:rPr>
+          <w:rFonts w:ascii="맑은 고딕" w:cs="맑은 고딕" w:eastAsia="맑은 고딕" w:hAnsi="맑은 고딕"/>
+          <w:b/>
+          <w:bCs/>
+        </w:rPr>
+        <w:t xml:space="preserve">Client / Mobile Terminal:</w:t>
+      </w:r>
+    </w:p>
+    <w:p>
+      <w:pPr>
+        <w:pStyle w:val="ListParagraph"/>
+        <w:numPr>
+          <w:ilvl w:val="1"/>
+          <w:numId w:val="2"/>
+        </w:numPr>
+        <w:spacing w:after="80" w:before="40"/>
+      </w:pPr>
+      <w:r>
+        <w:rPr>
+          <w:rFonts w:ascii="맑은 고딕" w:cs="맑은 고딕" w:eastAsia="맑은 고딕" w:hAnsi="맑은 고딕"/>
+          <w:b/>
+          <w:bCs/>
+        </w:rPr>
+        <w:t xml:space="preserve">Hardware:</w:t>
+      </w:r>
+      <w:r>
+        <w:rPr>
+          <w:rFonts w:ascii="맑은 고딕" w:cs="맑은 고딕" w:eastAsia="맑은 고딕" w:hAnsi="맑은 고딕"/>
+        </w:rPr>
+        <w:t xml:space="preserve"> Standard PC/laptop for Admin; modern smartphone (iOS/Android) for Pickers, Drivers, and Customers.</w:t>
+      </w:r>
+    </w:p>
+    <w:p>
+      <w:pPr>
+        <w:pStyle w:val="ListParagraph"/>
+        <w:numPr>
+          <w:ilvl w:val="1"/>
+          <w:numId w:val="2"/>
+        </w:numPr>
+        <w:spacing w:after="80" w:before="40"/>
+      </w:pPr>
+      <w:r>
+        <w:rPr>
+          <w:rFonts w:ascii="맑은 고딕" w:cs="맑은 고딕" w:eastAsia="맑은 고딕" w:hAnsi="맑은 고딕"/>
+          <w:b/>
+          <w:bCs/>
+        </w:rPr>
+        <w:t xml:space="preserve">Input Devices:</w:t>
+      </w:r>
+      <w:r>
+        <w:rPr>
+          <w:rFonts w:ascii="맑은 고딕" w:cs="맑은 고딕" w:eastAsia="맑은 고딕" w:hAnsi="맑은 고딕"/>
+        </w:rPr>
+        <w:t xml:space="preserve"> Touch input (mobile), standard keyboard and mouse (Admin dashboard).</w:t>
+      </w:r>
+    </w:p>
+    <w:p>
+      <w:pPr>
+        <w:pStyle w:val="ListParagraph"/>
+        <w:numPr>
+          <w:ilvl w:val="1"/>
+          <w:numId w:val="2"/>
+        </w:numPr>
+        <w:spacing w:after="80" w:before="40"/>
+      </w:pPr>
+      <w:r>
+        <w:rPr>
+          <w:rFonts w:ascii="맑은 고딕" w:cs="맑은 고딕" w:eastAsia="맑은 고딕" w:hAnsi="맑은 고딕"/>
+          <w:b/>
+          <w:bCs/>
+        </w:rPr>
+        <w:t xml:space="preserve">Peripherals:</w:t>
+      </w:r>
+      <w:r>
+        <w:rPr>
+          <w:rFonts w:ascii="맑은 고딕" w:cs="맑은 고딕" w:eastAsia="맑은 고딕" w:hAnsi="맑은 고딕"/>
+        </w:rPr>
+        <w:t xml:space="preserve"> Integrated smartphone camera (minimum 720p for barcode scanning and proof of delivery) and integrated GPS module (for routing).</w:t>
+      </w:r>
+    </w:p>
+    <w:p>
+      <w:pPr>
+        <w:pStyle w:val="Heading3"/>
+      </w:pPr>
+      <w:r>
+        <w:rPr>
+          <w:rFonts w:ascii="맑은 고딕" w:cs="맑은 고딕" w:eastAsia="맑은 고딕" w:hAnsi="맑은 고딕"/>
+        </w:rPr>
+        <w:t xml:space="preserve">B. Software &amp; Runtime Environment</w:t>
+      </w:r>
+    </w:p>
+    <w:p>
+      <w:pPr>
+        <w:pStyle w:val="ListParagraph"/>
+        <w:numPr>
+          <w:ilvl w:val="0"/>
+          <w:numId w:val="2"/>
+        </w:numPr>
+        <w:spacing w:after="80" w:before="40"/>
+      </w:pPr>
+      <w:r>
+        <w:rPr>
+          <w:rFonts w:ascii="맑은 고딕" w:cs="맑은 고딕" w:eastAsia="맑은 고딕" w:hAnsi="맑은 고딕"/>
+          <w:b/>
+          <w:bCs/>
+        </w:rPr>
+        <w:t xml:space="preserve">Operating System:</w:t>
+      </w:r>
+      <w:r>
+        <w:rPr>
+          <w:rFonts w:ascii="맑은 고딕" w:cs="맑은 고딕" w:eastAsia="맑은 고딕" w:hAnsi="맑은 고딕"/>
+        </w:rPr>
+        <w:t xml:space="preserve"> Windows 10/11, macOS, Ubuntu (for Admin); iOS 13+ or Android 8.0+ (for Mobile Clients).</w:t>
+      </w:r>
+    </w:p>
+    <w:p>
+      <w:pPr>
+        <w:pStyle w:val="ListParagraph"/>
+        <w:numPr>
+          <w:ilvl w:val="0"/>
+          <w:numId w:val="2"/>
+        </w:numPr>
+        <w:spacing w:after="80" w:before="40"/>
+      </w:pPr>
+      <w:r>
+        <w:rPr>
+          <w:rFonts w:ascii="맑은 고딕" w:cs="맑은 고딕" w:eastAsia="맑은 고딕" w:hAnsi="맑은 고딕"/>
+          <w:b/>
+          <w:bCs/>
+        </w:rPr>
+        <w:t xml:space="preserve">Programming Language:</w:t>
+      </w:r>
+      <w:r>
+        <w:rPr>
+          <w:rFonts w:ascii="맑은 고딕" w:cs="맑은 고딕" w:eastAsia="맑은 고딕" w:hAnsi="맑은 고딕"/>
+        </w:rPr>
+        <w:t xml:space="preserve"> TypeScript, JavaScript, SQL.</w:t>
+      </w:r>
+    </w:p>
+    <w:p>
+      <w:pPr>
+        <w:pStyle w:val="ListParagraph"/>
+        <w:numPr>
+          <w:ilvl w:val="0"/>
+          <w:numId w:val="2"/>
+        </w:numPr>
+        <w:spacing w:after="80" w:before="40"/>
+      </w:pPr>
+      <w:r>
+        <w:rPr>
+          <w:rFonts w:ascii="맑은 고딕" w:cs="맑은 고딕" w:eastAsia="맑은 고딕" w:hAnsi="맑은 고딕"/>
+          <w:b/>
+          <w:bCs/>
+        </w:rPr>
+        <w:t xml:space="preserve">Web Framework:</w:t>
+      </w:r>
+      <w:r>
+        <w:rPr>
+          <w:rFonts w:ascii="맑은 고딕" w:cs="맑은 고딕" w:eastAsia="맑은 고딕" w:hAnsi="맑은 고딕"/>
+        </w:rPr>
+        <w:t xml:space="preserve"> React 18+ (Admin Web) and React Native / Expo (Mobile Apps).</w:t>
+      </w:r>
+    </w:p>
+    <w:p>
+      <w:pPr>
+        <w:pStyle w:val="ListParagraph"/>
+        <w:numPr>
+          <w:ilvl w:val="0"/>
+          <w:numId w:val="2"/>
+        </w:numPr>
+        <w:spacing w:after="80" w:before="40"/>
+      </w:pPr>
+      <w:r>
+        <w:rPr>
+          <w:rFonts w:ascii="맑은 고딕" w:cs="맑은 고딕" w:eastAsia="맑은 고딕" w:hAnsi="맑은 고딕"/>
+          <w:b/>
+          <w:bCs/>
+        </w:rPr>
+        <w:t xml:space="preserve">Database Engine:</w:t>
+      </w:r>
+      <w:r>
+        <w:rPr>
+          <w:rFonts w:ascii="맑은 고딕" w:cs="맑은 고딕" w:eastAsia="맑은 고딕" w:hAnsi="맑은 고딕"/>
+        </w:rPr>
+        <w:t xml:space="preserve"> PostgreSQL (managed via Supabase).</w:t>
+      </w:r>
+    </w:p>
+    <w:p>
+      <w:pPr>
+        <w:pStyle w:val="ListParagraph"/>
+        <w:numPr>
+          <w:ilvl w:val="0"/>
+          <w:numId w:val="2"/>
+        </w:numPr>
+        <w:spacing w:after="80" w:before="40"/>
+      </w:pPr>
+      <w:r>
+        <w:rPr>
+          <w:rFonts w:ascii="맑은 고딕" w:cs="맑은 고딕" w:eastAsia="맑은 고딕" w:hAnsi="맑은 고딕"/>
+          <w:b/>
+          <w:bCs/>
+        </w:rPr>
+        <w:t xml:space="preserve">Real-time Core:</w:t>
+      </w:r>
+      <w:r>
+        <w:rPr>
+          <w:rFonts w:ascii="맑은 고딕" w:cs="맑은 고딕" w:eastAsia="맑은 고딕" w:hAnsi="맑은 고딕"/>
+        </w:rPr>
+        <w:t xml:space="preserve"> Supabase Realtime (WebSockets).</w:t>
+      </w:r>
+    </w:p>
+    <w:p>
+      <w:pPr>
+        <w:pStyle w:val="ListParagraph"/>
+        <w:numPr>
+          <w:ilvl w:val="0"/>
+          <w:numId w:val="2"/>
+        </w:numPr>
+        <w:spacing w:after="80" w:before="40"/>
+      </w:pPr>
+      <w:r>
+        <w:rPr>
+          <w:rFonts w:ascii="맑은 고딕" w:cs="맑은 고딕" w:eastAsia="맑은 고딕" w:hAnsi="맑은 고딕"/>
+          <w:b/>
+          <w:bCs/>
+        </w:rPr>
+        <w:t xml:space="preserve">Client Web Browser:</w:t>
+      </w:r>
+      <w:r>
+        <w:rPr>
+          <w:rFonts w:ascii="맑은 고딕" w:cs="맑은 고딕" w:eastAsia="맑은 고딕" w:hAnsi="맑은 고딕"/>
+        </w:rPr>
+        <w:t xml:space="preserve"> Google Chrome, Microsoft Edge, Mozilla Firefox, or Safari supporting HTML5 and WebSockets.</w:t>
+      </w:r>
+    </w:p>
+    <w:p>
+      <w:pPr>
+        <w:pStyle w:val="Heading3"/>
+      </w:pPr>
+      <w:r>
+        <w:rPr>
+          <w:rFonts w:ascii="맑은 고딕" w:cs="맑은 고딕" w:eastAsia="맑은 고딕" w:hAnsi="맑은 고딕"/>
+        </w:rPr>
+        <w:t xml:space="preserve">C. Network Infrastructure</w:t>
+      </w:r>
+    </w:p>
+    <w:p>
+      <w:pPr>
+        <w:pStyle w:val="ListParagraph"/>
+        <w:numPr>
+          <w:ilvl w:val="0"/>
+          <w:numId w:val="2"/>
+        </w:numPr>
+        <w:spacing w:after="80" w:before="40"/>
+      </w:pPr>
+      <w:r>
+        <w:rPr>
+          <w:rFonts w:ascii="맑은 고딕" w:cs="맑은 고딕" w:eastAsia="맑은 고딕" w:hAnsi="맑은 고딕"/>
+          <w:b/>
+          <w:bCs/>
+        </w:rPr>
+        <w:t xml:space="preserve">Network Standard:</w:t>
+      </w:r>
+      <w:r>
+        <w:rPr>
+          <w:rFonts w:ascii="맑은 고딕" w:cs="맑은 고딕" w:eastAsia="맑은 고딕" w:hAnsi="맑은 고딕"/>
+        </w:rPr>
+        <w:t xml:space="preserve"> 4G/5G Cellular Network or stable Wi-Fi (802.11 b/g/n/ac) for continuous client-server communication and live GPS telemetry. External internet connectivity is strictly required for real-time operations.</w:t>
       </w:r>
     </w:p>
     <w:p>
